--- a/docs/cahiers/Cahier_activites_Mecanique1_Chapitre3.docx
+++ b/docs/cahiers/Cahier_activites_Mecanique1_Chapitre3.docx
@@ -613,6 +613,29 @@
           <w:sz w:val="22"/>
           <w:szCs w:val="22"/>
         </w:rPr>
+        <w:t xml:space="preserve">Les objectifs spécifiques (OS) et les codes des activités sont ceux du syllabus de l’EC LPCI1121 : par exemple, A21 est la première activité de l’OS2 ; B3 est le bilan du chapitre.</w:t>
+      </w:r>
+    </w:p>
+    <w:p>
+      <w:pPr>
+        <w:spacing w:before="0" w:after="50" w:line="252" w:lineRule="auto"/>
+        <w:ind w:left="284" w:hanging="284"/>
+        <w:jc w:val="both"/>
+      </w:pPr>
+      <w:r>
+        <w:rPr>
+          <w:rFonts w:ascii="Tahoma" w:hAnsi="Tahoma" w:cs="Tahoma" w:eastAsia="Arial Unicode MS"/>
+          <w:sz w:val="22"/>
+          <w:szCs w:val="22"/>
+        </w:rPr>
+        <w:t xml:space="preserve">• </w:t>
+      </w:r>
+      <w:r>
+        <w:rPr>
+          <w:rFonts w:ascii="Tahoma" w:hAnsi="Tahoma" w:cs="Tahoma" w:eastAsia="Arial Unicode MS"/>
+          <w:sz w:val="22"/>
+          <w:szCs w:val="22"/>
+        </w:rPr>
         <w:t xml:space="preserve">Tous les documents cités (support de cours, diaporama, série de TD et corrigé, quiz, exercices d’entraînement, simulations, TP) se trouvent sur la plateforme physiquefacile.github.io.</w:t>
       </w:r>
     </w:p>
@@ -631,7 +654,7 @@
           <w:szCs w:val="24"/>
           <w:u w:val="single"/>
         </w:rPr>
-        <w:t xml:space="preserve">Objectifs spécifiques du chapitre</w:t>
+        <w:t xml:space="preserve">Objectifs spécifiques du syllabus visés (LPCI1121)</w:t>
       </w:r>
     </w:p>
     <w:p>
@@ -646,7 +669,71 @@
           <w:sz w:val="22"/>
           <w:szCs w:val="22"/>
         </w:rPr>
-        <w:t xml:space="preserve">OS1 — </w:t>
+        <w:t xml:space="preserve">OS3 — </w:t>
+      </w:r>
+      <w:r>
+        <w:rPr>
+          <w:rFonts w:ascii="Tahoma" w:hAnsi="Tahoma" w:cs="Tahoma" w:eastAsia="Arial Unicode MS"/>
+          <w:sz w:val="22"/>
+          <w:szCs w:val="22"/>
+        </w:rPr>
+        <w:t xml:space="preserve">Appliquer les lois de Newton à la dynamique du point.</w:t>
+      </w:r>
+    </w:p>
+    <w:p>
+      <w:pPr>
+        <w:spacing w:before="0" w:after="50" w:line="252" w:lineRule="auto"/>
+        <w:ind w:left="680" w:hanging="680"/>
+        <w:jc w:val="both"/>
+      </w:pPr>
+      <w:r>
+        <w:rPr>
+          <w:rFonts w:ascii="Tahoma" w:hAnsi="Tahoma" w:cs="Tahoma" w:eastAsia="Arial Unicode MS"/>
+          <w:sz w:val="22"/>
+          <w:szCs w:val="22"/>
+        </w:rPr>
+        <w:t xml:space="preserve">OS4 — </w:t>
+      </w:r>
+      <w:r>
+        <w:rPr>
+          <w:rFonts w:ascii="Tahoma" w:hAnsi="Tahoma" w:cs="Tahoma" w:eastAsia="Arial Unicode MS"/>
+          <w:sz w:val="22"/>
+          <w:szCs w:val="22"/>
+        </w:rPr>
+        <w:t xml:space="preserve">Utiliser les théorèmes de l’énergie et du moment cinétique.</w:t>
+      </w:r>
+    </w:p>
+    <w:p>
+      <w:pPr>
+        <w:keepNext/>
+        <w:spacing w:before="150" w:after="70" w:line="252" w:lineRule="auto"/>
+        <w:jc w:val="left"/>
+      </w:pPr>
+      <w:r>
+        <w:rPr>
+          <w:rFonts w:ascii="Tahoma" w:hAnsi="Tahoma" w:cs="Tahoma" w:eastAsia="Arial Unicode MS"/>
+          <w:b/>
+          <w:bCs/>
+          <w:sz w:val="24"/>
+          <w:szCs w:val="24"/>
+          <w:u w:val="single"/>
+        </w:rPr>
+        <w:t xml:space="preserve">Résultats d’apprentissage attendus du chapitre</w:t>
+      </w:r>
+    </w:p>
+    <w:p>
+      <w:pPr>
+        <w:spacing w:before="0" w:after="50" w:line="252" w:lineRule="auto"/>
+        <w:ind w:left="680" w:hanging="680"/>
+        <w:jc w:val="both"/>
+      </w:pPr>
+      <w:r>
+        <w:rPr>
+          <w:rFonts w:ascii="Tahoma" w:hAnsi="Tahoma" w:cs="Tahoma" w:eastAsia="Arial Unicode MS"/>
+          <w:sz w:val="22"/>
+          <w:szCs w:val="22"/>
+        </w:rPr>
+        <w:t xml:space="preserve">(OS3) </w:t>
       </w:r>
       <w:r>
         <w:rPr>
@@ -669,7 +756,7 @@
           <w:sz w:val="22"/>
           <w:szCs w:val="22"/>
         </w:rPr>
-        <w:t xml:space="preserve">OS2 — </w:t>
+        <w:t xml:space="preserve">(OS3) </w:t>
       </w:r>
       <w:r>
         <w:rPr>
@@ -692,7 +779,7 @@
           <w:sz w:val="22"/>
           <w:szCs w:val="22"/>
         </w:rPr>
-        <w:t xml:space="preserve">OS3 — </w:t>
+        <w:t xml:space="preserve">(OS3) </w:t>
       </w:r>
       <w:r>
         <w:rPr>
@@ -715,7 +802,7 @@
           <w:sz w:val="22"/>
           <w:szCs w:val="22"/>
         </w:rPr>
-        <w:t xml:space="preserve">OS4 — </w:t>
+        <w:t xml:space="preserve">(OS3) </w:t>
       </w:r>
       <w:r>
         <w:rPr>
@@ -738,7 +825,7 @@
           <w:sz w:val="22"/>
           <w:szCs w:val="22"/>
         </w:rPr>
-        <w:t xml:space="preserve">OS5 — </w:t>
+        <w:t xml:space="preserve">(OS4) </w:t>
       </w:r>
       <w:r>
         <w:rPr>
@@ -761,7 +848,7 @@
           <w:sz w:val="22"/>
           <w:szCs w:val="22"/>
         </w:rPr>
-        <w:t xml:space="preserve">OS6 — </w:t>
+        <w:t xml:space="preserve">(OS3) </w:t>
       </w:r>
       <w:r>
         <w:rPr>
@@ -1001,7 +1088,7 @@
                 <w:sz w:val="17"/>
                 <w:szCs w:val="17"/>
               </w:rPr>
-              <w:t xml:space="preserve">A1.1</w:t>
+              <w:t xml:space="preserve">A31</w:t>
             </w:r>
           </w:p>
         </w:tc>
@@ -1041,7 +1128,7 @@
                 <w:sz w:val="17"/>
                 <w:szCs w:val="17"/>
               </w:rPr>
-              <w:t xml:space="preserve">OS1</w:t>
+              <w:t xml:space="preserve">OS3</w:t>
             </w:r>
           </w:p>
         </w:tc>
@@ -1126,7 +1213,7 @@
                 <w:sz w:val="17"/>
                 <w:szCs w:val="17"/>
               </w:rPr>
-              <w:t xml:space="preserve">A2.1</w:t>
+              <w:t xml:space="preserve">A32</w:t>
             </w:r>
           </w:p>
         </w:tc>
@@ -1166,7 +1253,7 @@
                 <w:sz w:val="17"/>
                 <w:szCs w:val="17"/>
               </w:rPr>
-              <w:t xml:space="preserve">OS2</w:t>
+              <w:t xml:space="preserve">OS3</w:t>
             </w:r>
           </w:p>
         </w:tc>
@@ -1251,7 +1338,7 @@
                 <w:sz w:val="17"/>
                 <w:szCs w:val="17"/>
               </w:rPr>
-              <w:t xml:space="preserve">A3.1</w:t>
+              <w:t xml:space="preserve">A33</w:t>
             </w:r>
           </w:p>
         </w:tc>
@@ -1376,7 +1463,7 @@
                 <w:sz w:val="17"/>
                 <w:szCs w:val="17"/>
               </w:rPr>
-              <w:t xml:space="preserve">A4.1</w:t>
+              <w:t xml:space="preserve">A34</w:t>
             </w:r>
           </w:p>
         </w:tc>
@@ -1416,7 +1503,7 @@
                 <w:sz w:val="17"/>
                 <w:szCs w:val="17"/>
               </w:rPr>
-              <w:t xml:space="preserve">OS4</w:t>
+              <w:t xml:space="preserve">OS3</w:t>
             </w:r>
           </w:p>
         </w:tc>
@@ -1501,7 +1588,7 @@
                 <w:sz w:val="17"/>
                 <w:szCs w:val="17"/>
               </w:rPr>
-              <w:t xml:space="preserve">A5.1</w:t>
+              <w:t xml:space="preserve">A41</w:t>
             </w:r>
           </w:p>
         </w:tc>
@@ -1541,7 +1628,7 @@
                 <w:sz w:val="17"/>
                 <w:szCs w:val="17"/>
               </w:rPr>
-              <w:t xml:space="preserve">OS5</w:t>
+              <w:t xml:space="preserve">OS4</w:t>
             </w:r>
           </w:p>
         </w:tc>
@@ -1626,7 +1713,7 @@
                 <w:sz w:val="17"/>
                 <w:szCs w:val="17"/>
               </w:rPr>
-              <w:t xml:space="preserve">A6.1</w:t>
+              <w:t xml:space="preserve">A35</w:t>
             </w:r>
           </w:p>
         </w:tc>
@@ -1666,7 +1753,7 @@
                 <w:sz w:val="17"/>
                 <w:szCs w:val="17"/>
               </w:rPr>
-              <w:t xml:space="preserve">OS6</w:t>
+              <w:t xml:space="preserve">OS3</w:t>
             </w:r>
           </w:p>
         </w:tc>
@@ -1751,7 +1838,7 @@
                 <w:sz w:val="17"/>
                 <w:szCs w:val="17"/>
               </w:rPr>
-              <w:t xml:space="preserve">A6.2</w:t>
+              <w:t xml:space="preserve">A36</w:t>
             </w:r>
           </w:p>
         </w:tc>
@@ -1791,7 +1878,7 @@
                 <w:sz w:val="17"/>
                 <w:szCs w:val="17"/>
               </w:rPr>
-              <w:t xml:space="preserve">OS6</w:t>
+              <w:t xml:space="preserve">OS3</w:t>
             </w:r>
           </w:p>
         </w:tc>
@@ -1876,7 +1963,7 @@
                 <w:sz w:val="17"/>
                 <w:szCs w:val="17"/>
               </w:rPr>
-              <w:t xml:space="preserve">A6.3</w:t>
+              <w:t xml:space="preserve">B3</w:t>
             </w:r>
           </w:p>
         </w:tc>
@@ -1916,7 +2003,7 @@
                 <w:sz w:val="17"/>
                 <w:szCs w:val="17"/>
               </w:rPr>
-              <w:t xml:space="preserve">OS1–6</w:t>
+              <w:t xml:space="preserve">OS3, OS4</w:t>
             </w:r>
           </w:p>
         </w:tc>
@@ -2069,16 +2156,40 @@
           </w:tcPr>
           <w:p>
             <w:pPr>
-              <w:spacing w:before="0" w:after="0" w:line="252" w:lineRule="auto"/>
-              <w:jc w:val="both"/>
-            </w:pPr>
-            <w:r>
-              <w:rPr>
-                <w:rFonts w:ascii="Tahoma" w:hAnsi="Tahoma" w:cs="Tahoma" w:eastAsia="Arial Unicode MS"/>
-                <w:sz w:val="22"/>
-                <w:szCs w:val="22"/>
-              </w:rPr>
-              <w:t xml:space="preserve">OS1 — </w:t>
+              <w:spacing w:before="0" w:after="60" w:line="252" w:lineRule="auto"/>
+              <w:jc w:val="both"/>
+            </w:pPr>
+            <w:r>
+              <w:rPr>
+                <w:rFonts w:ascii="Tahoma" w:hAnsi="Tahoma" w:cs="Tahoma" w:eastAsia="Arial Unicode MS"/>
+                <w:sz w:val="22"/>
+                <w:szCs w:val="22"/>
+              </w:rPr>
+              <w:t xml:space="preserve">OS3 — </w:t>
+            </w:r>
+            <w:r>
+              <w:rPr>
+                <w:rFonts w:ascii="Tahoma" w:hAnsi="Tahoma" w:cs="Tahoma" w:eastAsia="Arial Unicode MS"/>
+                <w:sz w:val="22"/>
+                <w:szCs w:val="22"/>
+              </w:rPr>
+              <w:t xml:space="preserve">Appliquer les lois de Newton à la dynamique du point.</w:t>
+            </w:r>
+          </w:p>
+          <w:p>
+            <w:pPr>
+              <w:spacing w:before="0" w:after="0" w:line="252" w:lineRule="auto"/>
+              <w:jc w:val="both"/>
+            </w:pPr>
+            <w:r>
+              <w:rPr>
+                <w:rFonts w:ascii="Tahoma" w:hAnsi="Tahoma" w:cs="Tahoma" w:eastAsia="Arial Unicode MS"/>
+                <w:b/>
+                <w:bCs/>
+                <w:sz w:val="22"/>
+                <w:szCs w:val="22"/>
+              </w:rPr>
+              <w:t xml:space="preserve">Résultat attendu : </w:t>
             </w:r>
             <w:r>
               <w:rPr>
@@ -2115,7 +2226,7 @@
           <w:sz w:val="24"/>
           <w:szCs w:val="24"/>
         </w:rPr>
-        <w:t xml:space="preserve"> A1.1</w:t>
+        <w:t xml:space="preserve"> A31</w:t>
       </w:r>
     </w:p>
     <w:tbl>
@@ -2795,16 +2906,40 @@
           </w:tcPr>
           <w:p>
             <w:pPr>
-              <w:spacing w:before="0" w:after="0" w:line="252" w:lineRule="auto"/>
-              <w:jc w:val="both"/>
-            </w:pPr>
-            <w:r>
-              <w:rPr>
-                <w:rFonts w:ascii="Tahoma" w:hAnsi="Tahoma" w:cs="Tahoma" w:eastAsia="Arial Unicode MS"/>
-                <w:sz w:val="22"/>
-                <w:szCs w:val="22"/>
-              </w:rPr>
-              <w:t xml:space="preserve">OS2 — </w:t>
+              <w:spacing w:before="0" w:after="60" w:line="252" w:lineRule="auto"/>
+              <w:jc w:val="both"/>
+            </w:pPr>
+            <w:r>
+              <w:rPr>
+                <w:rFonts w:ascii="Tahoma" w:hAnsi="Tahoma" w:cs="Tahoma" w:eastAsia="Arial Unicode MS"/>
+                <w:sz w:val="22"/>
+                <w:szCs w:val="22"/>
+              </w:rPr>
+              <w:t xml:space="preserve">OS3 — </w:t>
+            </w:r>
+            <w:r>
+              <w:rPr>
+                <w:rFonts w:ascii="Tahoma" w:hAnsi="Tahoma" w:cs="Tahoma" w:eastAsia="Arial Unicode MS"/>
+                <w:sz w:val="22"/>
+                <w:szCs w:val="22"/>
+              </w:rPr>
+              <w:t xml:space="preserve">Appliquer les lois de Newton à la dynamique du point.</w:t>
+            </w:r>
+          </w:p>
+          <w:p>
+            <w:pPr>
+              <w:spacing w:before="0" w:after="0" w:line="252" w:lineRule="auto"/>
+              <w:jc w:val="both"/>
+            </w:pPr>
+            <w:r>
+              <w:rPr>
+                <w:rFonts w:ascii="Tahoma" w:hAnsi="Tahoma" w:cs="Tahoma" w:eastAsia="Arial Unicode MS"/>
+                <w:b/>
+                <w:bCs/>
+                <w:sz w:val="22"/>
+                <w:szCs w:val="22"/>
+              </w:rPr>
+              <w:t xml:space="preserve">Résultat attendu : </w:t>
             </w:r>
             <w:r>
               <w:rPr>
@@ -2841,7 +2976,7 @@
           <w:sz w:val="24"/>
           <w:szCs w:val="24"/>
         </w:rPr>
-        <w:t xml:space="preserve"> A2.1</w:t>
+        <w:t xml:space="preserve"> A32</w:t>
       </w:r>
     </w:p>
     <w:tbl>
@@ -3529,7 +3664,7 @@
           </w:tcPr>
           <w:p>
             <w:pPr>
-              <w:spacing w:before="0" w:after="0" w:line="252" w:lineRule="auto"/>
+              <w:spacing w:before="0" w:after="60" w:line="252" w:lineRule="auto"/>
               <w:jc w:val="both"/>
             </w:pPr>
             <w:r>
@@ -3539,6 +3674,30 @@
                 <w:szCs w:val="22"/>
               </w:rPr>
               <w:t xml:space="preserve">OS3 — </w:t>
+            </w:r>
+            <w:r>
+              <w:rPr>
+                <w:rFonts w:ascii="Tahoma" w:hAnsi="Tahoma" w:cs="Tahoma" w:eastAsia="Arial Unicode MS"/>
+                <w:sz w:val="22"/>
+                <w:szCs w:val="22"/>
+              </w:rPr>
+              <w:t xml:space="preserve">Appliquer les lois de Newton à la dynamique du point.</w:t>
+            </w:r>
+          </w:p>
+          <w:p>
+            <w:pPr>
+              <w:spacing w:before="0" w:after="0" w:line="252" w:lineRule="auto"/>
+              <w:jc w:val="both"/>
+            </w:pPr>
+            <w:r>
+              <w:rPr>
+                <w:rFonts w:ascii="Tahoma" w:hAnsi="Tahoma" w:cs="Tahoma" w:eastAsia="Arial Unicode MS"/>
+                <w:b/>
+                <w:bCs/>
+                <w:sz w:val="22"/>
+                <w:szCs w:val="22"/>
+              </w:rPr>
+              <w:t xml:space="preserve">Résultat attendu : </w:t>
             </w:r>
             <w:r>
               <w:rPr>
@@ -3575,7 +3734,7 @@
           <w:sz w:val="24"/>
           <w:szCs w:val="24"/>
         </w:rPr>
-        <w:t xml:space="preserve"> A3.1</w:t>
+        <w:t xml:space="preserve"> A33</w:t>
       </w:r>
     </w:p>
     <w:tbl>
@@ -4142,16 +4301,40 @@
           </w:tcPr>
           <w:p>
             <w:pPr>
-              <w:spacing w:before="0" w:after="0" w:line="252" w:lineRule="auto"/>
-              <w:jc w:val="both"/>
-            </w:pPr>
-            <w:r>
-              <w:rPr>
-                <w:rFonts w:ascii="Tahoma" w:hAnsi="Tahoma" w:cs="Tahoma" w:eastAsia="Arial Unicode MS"/>
-                <w:sz w:val="22"/>
-                <w:szCs w:val="22"/>
-              </w:rPr>
-              <w:t xml:space="preserve">OS4 — </w:t>
+              <w:spacing w:before="0" w:after="60" w:line="252" w:lineRule="auto"/>
+              <w:jc w:val="both"/>
+            </w:pPr>
+            <w:r>
+              <w:rPr>
+                <w:rFonts w:ascii="Tahoma" w:hAnsi="Tahoma" w:cs="Tahoma" w:eastAsia="Arial Unicode MS"/>
+                <w:sz w:val="22"/>
+                <w:szCs w:val="22"/>
+              </w:rPr>
+              <w:t xml:space="preserve">OS3 — </w:t>
+            </w:r>
+            <w:r>
+              <w:rPr>
+                <w:rFonts w:ascii="Tahoma" w:hAnsi="Tahoma" w:cs="Tahoma" w:eastAsia="Arial Unicode MS"/>
+                <w:sz w:val="22"/>
+                <w:szCs w:val="22"/>
+              </w:rPr>
+              <w:t xml:space="preserve">Appliquer les lois de Newton à la dynamique du point.</w:t>
+            </w:r>
+          </w:p>
+          <w:p>
+            <w:pPr>
+              <w:spacing w:before="0" w:after="0" w:line="252" w:lineRule="auto"/>
+              <w:jc w:val="both"/>
+            </w:pPr>
+            <w:r>
+              <w:rPr>
+                <w:rFonts w:ascii="Tahoma" w:hAnsi="Tahoma" w:cs="Tahoma" w:eastAsia="Arial Unicode MS"/>
+                <w:b/>
+                <w:bCs/>
+                <w:sz w:val="22"/>
+                <w:szCs w:val="22"/>
+              </w:rPr>
+              <w:t xml:space="preserve">Résultat attendu : </w:t>
             </w:r>
             <w:r>
               <w:rPr>
@@ -4188,7 +4371,7 @@
           <w:sz w:val="24"/>
           <w:szCs w:val="24"/>
         </w:rPr>
-        <w:t xml:space="preserve"> A4.1</w:t>
+        <w:t xml:space="preserve"> A34</w:t>
       </w:r>
     </w:p>
     <w:tbl>
@@ -4778,16 +4961,40 @@
           </w:tcPr>
           <w:p>
             <w:pPr>
-              <w:spacing w:before="0" w:after="0" w:line="252" w:lineRule="auto"/>
-              <w:jc w:val="both"/>
-            </w:pPr>
-            <w:r>
-              <w:rPr>
-                <w:rFonts w:ascii="Tahoma" w:hAnsi="Tahoma" w:cs="Tahoma" w:eastAsia="Arial Unicode MS"/>
-                <w:sz w:val="22"/>
-                <w:szCs w:val="22"/>
-              </w:rPr>
-              <w:t xml:space="preserve">OS5 — </w:t>
+              <w:spacing w:before="0" w:after="60" w:line="252" w:lineRule="auto"/>
+              <w:jc w:val="both"/>
+            </w:pPr>
+            <w:r>
+              <w:rPr>
+                <w:rFonts w:ascii="Tahoma" w:hAnsi="Tahoma" w:cs="Tahoma" w:eastAsia="Arial Unicode MS"/>
+                <w:sz w:val="22"/>
+                <w:szCs w:val="22"/>
+              </w:rPr>
+              <w:t xml:space="preserve">OS4 — </w:t>
+            </w:r>
+            <w:r>
+              <w:rPr>
+                <w:rFonts w:ascii="Tahoma" w:hAnsi="Tahoma" w:cs="Tahoma" w:eastAsia="Arial Unicode MS"/>
+                <w:sz w:val="22"/>
+                <w:szCs w:val="22"/>
+              </w:rPr>
+              <w:t xml:space="preserve">Utiliser les théorèmes de l’énergie et du moment cinétique.</w:t>
+            </w:r>
+          </w:p>
+          <w:p>
+            <w:pPr>
+              <w:spacing w:before="0" w:after="0" w:line="252" w:lineRule="auto"/>
+              <w:jc w:val="both"/>
+            </w:pPr>
+            <w:r>
+              <w:rPr>
+                <w:rFonts w:ascii="Tahoma" w:hAnsi="Tahoma" w:cs="Tahoma" w:eastAsia="Arial Unicode MS"/>
+                <w:b/>
+                <w:bCs/>
+                <w:sz w:val="22"/>
+                <w:szCs w:val="22"/>
+              </w:rPr>
+              <w:t xml:space="preserve">Résultat attendu : </w:t>
             </w:r>
             <w:r>
               <w:rPr>
@@ -4824,7 +5031,7 @@
           <w:sz w:val="24"/>
           <w:szCs w:val="24"/>
         </w:rPr>
-        <w:t xml:space="preserve"> A5.1</w:t>
+        <w:t xml:space="preserve"> A41</w:t>
       </w:r>
     </w:p>
     <w:tbl>
@@ -5466,16 +5673,40 @@
           </w:tcPr>
           <w:p>
             <w:pPr>
-              <w:spacing w:before="0" w:after="0" w:line="252" w:lineRule="auto"/>
-              <w:jc w:val="both"/>
-            </w:pPr>
-            <w:r>
-              <w:rPr>
-                <w:rFonts w:ascii="Tahoma" w:hAnsi="Tahoma" w:cs="Tahoma" w:eastAsia="Arial Unicode MS"/>
-                <w:sz w:val="22"/>
-                <w:szCs w:val="22"/>
-              </w:rPr>
-              <w:t xml:space="preserve">OS6 — </w:t>
+              <w:spacing w:before="0" w:after="60" w:line="252" w:lineRule="auto"/>
+              <w:jc w:val="both"/>
+            </w:pPr>
+            <w:r>
+              <w:rPr>
+                <w:rFonts w:ascii="Tahoma" w:hAnsi="Tahoma" w:cs="Tahoma" w:eastAsia="Arial Unicode MS"/>
+                <w:sz w:val="22"/>
+                <w:szCs w:val="22"/>
+              </w:rPr>
+              <w:t xml:space="preserve">OS3 — </w:t>
+            </w:r>
+            <w:r>
+              <w:rPr>
+                <w:rFonts w:ascii="Tahoma" w:hAnsi="Tahoma" w:cs="Tahoma" w:eastAsia="Arial Unicode MS"/>
+                <w:sz w:val="22"/>
+                <w:szCs w:val="22"/>
+              </w:rPr>
+              <w:t xml:space="preserve">Appliquer les lois de Newton à la dynamique du point.</w:t>
+            </w:r>
+          </w:p>
+          <w:p>
+            <w:pPr>
+              <w:spacing w:before="0" w:after="0" w:line="252" w:lineRule="auto"/>
+              <w:jc w:val="both"/>
+            </w:pPr>
+            <w:r>
+              <w:rPr>
+                <w:rFonts w:ascii="Tahoma" w:hAnsi="Tahoma" w:cs="Tahoma" w:eastAsia="Arial Unicode MS"/>
+                <w:b/>
+                <w:bCs/>
+                <w:sz w:val="22"/>
+                <w:szCs w:val="22"/>
+              </w:rPr>
+              <w:t xml:space="preserve">Résultat attendu : </w:t>
             </w:r>
             <w:r>
               <w:rPr>
@@ -5512,7 +5743,7 @@
           <w:sz w:val="24"/>
           <w:szCs w:val="24"/>
         </w:rPr>
-        <w:t xml:space="preserve"> A6.1</w:t>
+        <w:t xml:space="preserve"> A35</w:t>
       </w:r>
     </w:p>
     <w:tbl>
@@ -6228,16 +6459,40 @@
           </w:tcPr>
           <w:p>
             <w:pPr>
-              <w:spacing w:before="0" w:after="0" w:line="252" w:lineRule="auto"/>
-              <w:jc w:val="both"/>
-            </w:pPr>
-            <w:r>
-              <w:rPr>
-                <w:rFonts w:ascii="Tahoma" w:hAnsi="Tahoma" w:cs="Tahoma" w:eastAsia="Arial Unicode MS"/>
-                <w:sz w:val="22"/>
-                <w:szCs w:val="22"/>
-              </w:rPr>
-              <w:t xml:space="preserve">OS6 — </w:t>
+              <w:spacing w:before="0" w:after="60" w:line="252" w:lineRule="auto"/>
+              <w:jc w:val="both"/>
+            </w:pPr>
+            <w:r>
+              <w:rPr>
+                <w:rFonts w:ascii="Tahoma" w:hAnsi="Tahoma" w:cs="Tahoma" w:eastAsia="Arial Unicode MS"/>
+                <w:sz w:val="22"/>
+                <w:szCs w:val="22"/>
+              </w:rPr>
+              <w:t xml:space="preserve">OS3 — </w:t>
+            </w:r>
+            <w:r>
+              <w:rPr>
+                <w:rFonts w:ascii="Tahoma" w:hAnsi="Tahoma" w:cs="Tahoma" w:eastAsia="Arial Unicode MS"/>
+                <w:sz w:val="22"/>
+                <w:szCs w:val="22"/>
+              </w:rPr>
+              <w:t xml:space="preserve">Appliquer les lois de Newton à la dynamique du point.</w:t>
+            </w:r>
+          </w:p>
+          <w:p>
+            <w:pPr>
+              <w:spacing w:before="0" w:after="0" w:line="252" w:lineRule="auto"/>
+              <w:jc w:val="both"/>
+            </w:pPr>
+            <w:r>
+              <w:rPr>
+                <w:rFonts w:ascii="Tahoma" w:hAnsi="Tahoma" w:cs="Tahoma" w:eastAsia="Arial Unicode MS"/>
+                <w:b/>
+                <w:bCs/>
+                <w:sz w:val="22"/>
+                <w:szCs w:val="22"/>
+              </w:rPr>
+              <w:t xml:space="preserve">Résultat attendu : </w:t>
             </w:r>
             <w:r>
               <w:rPr>
@@ -6274,7 +6529,7 @@
           <w:sz w:val="24"/>
           <w:szCs w:val="24"/>
         </w:rPr>
-        <w:t xml:space="preserve"> A6.2</w:t>
+        <w:t xml:space="preserve"> A36</w:t>
       </w:r>
     </w:p>
     <w:tbl>
@@ -6887,7 +7142,7 @@
           </w:tcPr>
           <w:p>
             <w:pPr>
-              <w:spacing w:before="0" w:after="0" w:line="252" w:lineRule="auto"/>
+              <w:spacing w:before="0" w:after="60" w:line="252" w:lineRule="auto"/>
               <w:jc w:val="both"/>
             </w:pPr>
             <w:r>
@@ -6905,6 +7160,30 @@
                 <w:szCs w:val="22"/>
               </w:rPr>
               <w:t xml:space="preserve">Mobiliser l’ensemble des compétences du chapitre (objectifs spécifiques 1 à 6) et évaluer sa propre maîtrise.</w:t>
+            </w:r>
+          </w:p>
+          <w:p>
+            <w:pPr>
+              <w:spacing w:before="0" w:after="0" w:line="252" w:lineRule="auto"/>
+              <w:jc w:val="both"/>
+            </w:pPr>
+            <w:r>
+              <w:rPr>
+                <w:rFonts w:ascii="Tahoma" w:hAnsi="Tahoma" w:cs="Tahoma" w:eastAsia="Arial Unicode MS"/>
+                <w:b/>
+                <w:bCs/>
+                <w:sz w:val="22"/>
+                <w:szCs w:val="22"/>
+              </w:rPr>
+              <w:t xml:space="preserve">OS visés : </w:t>
+            </w:r>
+            <w:r>
+              <w:rPr>
+                <w:rFonts w:ascii="Tahoma" w:hAnsi="Tahoma" w:cs="Tahoma" w:eastAsia="Arial Unicode MS"/>
+                <w:sz w:val="22"/>
+                <w:szCs w:val="22"/>
+              </w:rPr>
+              <w:t xml:space="preserve">OS3, OS4</w:t>
             </w:r>
           </w:p>
         </w:tc>
@@ -6933,7 +7212,7 @@
           <w:sz w:val="24"/>
           <w:szCs w:val="24"/>
         </w:rPr>
-        <w:t xml:space="preserve"> A6.3</w:t>
+        <w:t xml:space="preserve"> B3</w:t>
       </w:r>
     </w:p>
     <w:tbl>
@@ -7604,7 +7883,7 @@
                 <w:sz w:val="20"/>
                 <w:szCs w:val="20"/>
               </w:rPr>
-              <w:t xml:space="preserve">Compétence (objectif spécifique)</w:t>
+              <w:t xml:space="preserve">Compétence (OS du syllabus)</w:t>
             </w:r>
           </w:p>
         </w:tc>
@@ -7698,7 +7977,7 @@
                 <w:sz w:val="20"/>
                 <w:szCs w:val="20"/>
               </w:rPr>
-              <w:t xml:space="preserve">OS1 — Référentiels, principe d’inertie</w:t>
+              <w:t xml:space="preserve">OS3 — Référentiels, principe d’inertie</w:t>
             </w:r>
           </w:p>
         </w:tc>
@@ -7758,7 +8037,7 @@
                 <w:sz w:val="20"/>
                 <w:szCs w:val="20"/>
               </w:rPr>
-              <w:t xml:space="preserve">Activité A1.1 ; support § 3.1 et 3.2</w:t>
+              <w:t xml:space="preserve">Activité A31 ; support § 3.1 et 3.2</w:t>
             </w:r>
           </w:p>
         </w:tc>
@@ -7783,7 +8062,7 @@
                 <w:sz w:val="20"/>
                 <w:szCs w:val="20"/>
               </w:rPr>
-              <w:t xml:space="preserve">OS2 — Lois de Newton</w:t>
+              <w:t xml:space="preserve">OS3 — Lois de Newton</w:t>
             </w:r>
           </w:p>
         </w:tc>
@@ -7843,7 +8122,7 @@
                 <w:sz w:val="20"/>
                 <w:szCs w:val="20"/>
               </w:rPr>
-              <w:t xml:space="preserve">Activité A2.1 ; support § 3.4 et 3.5</w:t>
+              <w:t xml:space="preserve">Activité A32 ; support § 3.4 et 3.5</w:t>
             </w:r>
           </w:p>
         </w:tc>
@@ -7928,7 +8207,7 @@
                 <w:sz w:val="20"/>
                 <w:szCs w:val="20"/>
               </w:rPr>
-              <w:t xml:space="preserve">Activité A3.1 ; support § 3.3</w:t>
+              <w:t xml:space="preserve">Activité A33 ; support § 3.3</w:t>
             </w:r>
           </w:p>
         </w:tc>
@@ -7953,7 +8232,7 @@
                 <w:sz w:val="20"/>
                 <w:szCs w:val="20"/>
               </w:rPr>
-              <w:t xml:space="preserve">OS4 — Forces usuelles et frottements</w:t>
+              <w:t xml:space="preserve">OS3 — Forces usuelles et frottements</w:t>
             </w:r>
           </w:p>
         </w:tc>
@@ -8013,7 +8292,7 @@
                 <w:sz w:val="20"/>
                 <w:szCs w:val="20"/>
               </w:rPr>
-              <w:t xml:space="preserve">Activité A4.1 ; support § 3.6 et 3.7</w:t>
+              <w:t xml:space="preserve">Activité A34 ; support § 3.6 et 3.7</w:t>
             </w:r>
           </w:p>
         </w:tc>
@@ -8038,7 +8317,7 @@
                 <w:sz w:val="20"/>
                 <w:szCs w:val="20"/>
               </w:rPr>
-              <w:t xml:space="preserve">OS5 — Moment cinétique et forces centrales</w:t>
+              <w:t xml:space="preserve">OS4 — Moment cinétique et forces centrales</w:t>
             </w:r>
           </w:p>
         </w:tc>
@@ -8098,7 +8377,7 @@
                 <w:sz w:val="20"/>
                 <w:szCs w:val="20"/>
               </w:rPr>
-              <w:t xml:space="preserve">Activité A5.1 ; support § 3.8 et 3.9</w:t>
+              <w:t xml:space="preserve">Activité A41 ; support § 3.8 et 3.9</w:t>
             </w:r>
           </w:p>
         </w:tc>
@@ -8123,7 +8402,7 @@
                 <w:sz w:val="20"/>
                 <w:szCs w:val="20"/>
               </w:rPr>
-              <w:t xml:space="preserve">OS6 — Équations différentielles du mouvement</w:t>
+              <w:t xml:space="preserve">OS3 — Équations différentielles du mouvement</w:t>
             </w:r>
           </w:p>
         </w:tc>
@@ -8183,7 +8462,7 @@
                 <w:sz w:val="20"/>
                 <w:szCs w:val="20"/>
               </w:rPr>
-              <w:t xml:space="preserve">Activités A6.1 et A6.2 ; support § 3.10</w:t>
+              <w:t xml:space="preserve">Activités A35 et A36 ; support § 3.10</w:t>
             </w:r>
           </w:p>
         </w:tc>
